--- a/dokumen/Dokumen Peserta Ujikom Ricard - Revisi.docx
+++ b/dokumen/Dokumen Peserta Ujikom Ricard - Revisi.docx
@@ -47,7 +47,7 @@
             <wp:positionV relativeFrom="paragraph">
               <wp:posOffset>240200</wp:posOffset>
             </wp:positionV>
-            <wp:extent cx="7534803" cy="5046566"/>
+            <wp:extent cx="7534803" cy="5625986"/>
             <wp:effectExtent l="0" t="0" r="9525" b="8890"/>
             <wp:wrapNone/>
             <wp:docPr id="3" name="Picture 3"/>
@@ -76,7 +76,7 @@
                   <pic:spPr>
                     <a:xfrm>
                       <a:off x="0" y="0"/>
-                      <a:ext cx="7534803" cy="5046566"/>
+                      <a:ext cx="7534803" cy="5625986"/>
                     </a:xfrm>
                     <a:prstGeom prst="rect">
                       <a:avLst/>
@@ -630,7 +630,7 @@
         <w:t xml:space="preserve"> </w:t>
       </w:r>
       <w:r>
-        <w:t xml:space="preserve">gudang_</w:t>
+        <w:t>gudang_</w:t>
       </w:r>
       <w:proofErr w:type="spellStart"/>
       <w:r>
@@ -658,7 +658,7 @@
             <wp:positionV relativeFrom="paragraph">
               <wp:posOffset>245110</wp:posOffset>
             </wp:positionV>
-            <wp:extent cx="7612520" cy="6448334"/>
+            <wp:extent cx="7612520" cy="5762442"/>
             <wp:effectExtent l="0" t="0" r="7620" b="0"/>
             <wp:wrapNone/>
             <wp:docPr id="1" name="Picture 1"/>
@@ -687,7 +687,7 @@
                   <pic:spPr>
                     <a:xfrm>
                       <a:off x="0" y="0"/>
-                      <a:ext cx="7612520" cy="6448334"/>
+                      <a:ext cx="7612520" cy="5762442"/>
                     </a:xfrm>
                     <a:prstGeom prst="rect">
                       <a:avLst/>
@@ -722,7 +722,7 @@
       </w:r>
       <w:proofErr w:type="gramEnd"/>
       <w:r>
-        <w:t xml:space="preserve"> 5</w:t>
+        <w:t xml:space="preserve"> 8</w:t>
       </w:r>
     </w:p>
     <w:p>
@@ -1223,7 +1223,7 @@
             <wp:positionV relativeFrom="paragraph">
               <wp:posOffset>957580</wp:posOffset>
             </wp:positionV>
-            <wp:extent cx="7256560" cy="4644198"/>
+            <wp:extent cx="6278049" cy="6600000"/>
             <wp:effectExtent l="0" t="0" r="0" b="0"/>
             <wp:wrapNone/>
             <wp:docPr id="4" name="Picture 4"/>
@@ -1252,7 +1252,7 @@
                   <pic:spPr>
                     <a:xfrm>
                       <a:off x="0" y="0"/>
-                      <a:ext cx="7256560" cy="4644198"/>
+                      <a:ext cx="6278049" cy="6600000"/>
                     </a:xfrm>
                     <a:prstGeom prst="rect">
                       <a:avLst/>
@@ -1858,7 +1858,7 @@
             <wp:positionV relativeFrom="paragraph">
               <wp:posOffset>166370</wp:posOffset>
             </wp:positionV>
-            <wp:extent cx="7625715" cy="5692340"/>
+            <wp:extent cx="6115132" cy="7000000"/>
             <wp:effectExtent l="0" t="0" r="0" b="6350"/>
             <wp:wrapNone/>
             <wp:docPr id="5" name="Picture 5"/>
@@ -1887,7 +1887,7 @@
                   <pic:spPr>
                     <a:xfrm>
                       <a:off x="0" y="0"/>
-                      <a:ext cx="7625715" cy="5692340"/>
+                      <a:ext cx="6115132" cy="7000000"/>
                     </a:xfrm>
                     <a:prstGeom prst="rect">
                       <a:avLst/>
@@ -2413,7 +2413,7 @@
             <wp:positionV relativeFrom="paragraph">
               <wp:posOffset>1056005</wp:posOffset>
             </wp:positionV>
-            <wp:extent cx="6615853" cy="6600000"/>
+            <wp:extent cx="7683500" cy="5883740"/>
             <wp:effectExtent l="0" t="0" r="0" b="0"/>
             <wp:wrapNone/>
             <wp:docPr id="2" name="Picture 2"/>
@@ -2442,7 +2442,7 @@
                   <pic:spPr>
                     <a:xfrm>
                       <a:off x="0" y="0"/>
-                      <a:ext cx="6615853" cy="6600000"/>
+                      <a:ext cx="7683500" cy="5883740"/>
                     </a:xfrm>
                     <a:prstGeom prst="rect">
                       <a:avLst/>
